--- a/statics/SOPV6_QianyangPeng.docx
+++ b/statics/SOPV6_QianyangPeng.docx
@@ -55,6 +55,7 @@
         </w:rPr>
         <w:tab/>
       </w:r>
+      <w:bookmarkStart w:id="0" w:name="_GoBack"/>
       <w:r>
         <w:rPr>
           <w:rFonts w:ascii="Times New Roman" w:hAnsi="Times New Roman" w:cs="Times New Roman"/>
@@ -189,7 +190,16 @@
           <w:sz w:val="24"/>
           <w:szCs w:val="24"/>
         </w:rPr>
-        <w:t xml:space="preserve"> and design perfect programs</w:t>
+        <w:t xml:space="preserve"> and design perfect pr</w:t>
+      </w:r>
+      <w:bookmarkEnd w:id="0"/>
+      <w:r>
+        <w:rPr>
+          <w:rFonts w:ascii="Times New Roman" w:hAnsi="Times New Roman" w:cs="Times New Roman"/>
+          <w:sz w:val="24"/>
+          <w:szCs w:val="24"/>
+        </w:rPr>
+        <w:t>ograms</w:t>
       </w:r>
       <w:r>
         <w:rPr>
@@ -2082,7 +2092,6 @@
         </w:rPr>
         <w:t xml:space="preserve"> </w:t>
       </w:r>
-      <w:bookmarkStart w:id="0" w:name="_GoBack"/>
       <w:r>
         <w:rPr>
           <w:rFonts w:ascii="Times New Roman" w:hAnsi="Times New Roman" w:cs="Times New Roman"/>
@@ -2193,16 +2202,7 @@
           <w:sz w:val="24"/>
           <w:szCs w:val="24"/>
         </w:rPr>
-        <w:t>.</w:t>
-      </w:r>
-      <w:bookmarkEnd w:id="0"/>
-      <w:r>
-        <w:rPr>
-          <w:rFonts w:ascii="Times New Roman" w:hAnsi="Times New Roman" w:cs="Times New Roman"/>
-          <w:sz w:val="24"/>
-          <w:szCs w:val="24"/>
-        </w:rPr>
-        <w:t xml:space="preserve"> </w:t>
+        <w:t xml:space="preserve">. </w:t>
       </w:r>
       <w:r>
         <w:rPr>
@@ -4402,7 +4402,7 @@
 </file>
 
 <file path=customXml/itemProps1.xml><?xml version="1.0" encoding="utf-8"?>
-<ds:datastoreItem xmlns:ds="http://schemas.openxmlformats.org/officeDocument/2006/customXml" ds:itemID="{E8FBC39E-80A9-4965-9BE4-750C718FCA74}">
+<ds:datastoreItem xmlns:ds="http://schemas.openxmlformats.org/officeDocument/2006/customXml" ds:itemID="{42E32DD4-CA9A-4E6C-B69A-5740A9DC4F12}">
   <ds:schemaRefs>
     <ds:schemaRef ds:uri="http://schemas.openxmlformats.org/officeDocument/2006/bibliography"/>
   </ds:schemaRefs>
